--- a/docs/MTHFR_Definitive_Master_Document.docx
+++ b/docs/MTHFR_Definitive_Master_Document.docx
@@ -56,7 +56,7 @@
           <w:sz w:val="38"/>
           <w:szCs w:val="38"/>
         </w:rPr>
-        <w:t xml:space="preserve">One Gene, Five Disease Pathways,</w:t>
+        <w:t xml:space="preserve">One Gene, Seven Disease Pathways,</w:t>
       </w:r>
     </w:p>
     <w:p>
@@ -150,7 +150,7 @@
           <w:sz w:val="16"/>
           <w:szCs w:val="16"/>
         </w:rPr>
-        <w:t xml:space="preserve">March 2026  |  Version 3.0  |  FOR RESEARCH AND EDUCATIONAL PURPOSES ONLY</w:t>
+        <w:t xml:space="preserve">March 2026  |  Version 4.0  |  FOR RESEARCH AND EDUCATIONAL PURPOSES ONLY</w:t>
       </w:r>
     </w:p>
     <w:p>
@@ -195,7 +195,7 @@
           <w:sz w:val="22"/>
           <w:szCs w:val="22"/>
         </w:rPr>
-        <w:t xml:space="preserve">Modern medicine is organized by organ system. Ophthalmologists treat eyes. Psychiatrists treat anxiety. Neurologists study autism. Cardiologists manage heart disease. Nutritionists advise on B-vitamins. Each specialist sees their piece of the puzzle, but nobody steps back to see that the same broken enzyme is feeding all five problems.</w:t>
+        <w:t xml:space="preserve">Modern medicine is organized by organ system. Ophthalmologists treat eyes. Psychiatrists treat anxiety. Neurologists study autism. Cardiologists manage heart disease. Nutritionists advise on B-vitamins. Each specialist sees their piece of the puzzle, but nobody steps back to see that the same broken enzyme is feeding all seven problems.</w:t>
       </w:r>
     </w:p>
     <w:p>
@@ -210,7 +210,7 @@
           <w:sz w:val="22"/>
           <w:szCs w:val="22"/>
         </w:rPr>
-        <w:t xml:space="preserve">The MTHFR enzyme sits at the crossroads of folate metabolism, homocysteine regulation, methylation, neurotransmitter synthesis, and B-vitamin activation. When it malfunctions, it doesn’t cause one disease—it destabilizes five interconnected systems simultaneously. But because each consequence lands in a different medical specialty, the common root cause goes unrecognized.</w:t>
+        <w:t xml:space="preserve">The MTHFR enzyme sits at the crossroads of folate metabolism, homocysteine regulation, methylation, neurotransmitter synthesis, and B-vitamin activation. When it malfunctions, it doesn’t cause one disease—it destabilizes seven interconnected systems simultaneously. But because each consequence lands in a different medical specialty, the common root cause goes unrecognized.</w:t>
       </w:r>
     </w:p>
     <w:p>
@@ -240,7 +240,7 @@
           <w:sz w:val="22"/>
           <w:szCs w:val="22"/>
         </w:rPr>
-        <w:t xml:space="preserve">The arrival of CRISPR base editing changes the equation entirely. For the first time, we can envision correcting the root genetic cause with a one-time intervention—and in doing so, address all five downstream disease pathways simultaneously. That is the thesis of this document.</w:t>
+        <w:t xml:space="preserve">The arrival of CRISPR base editing changes the equation entirely. For the first time, we can envision correcting the root genetic cause with a one-time intervention—and in doing so, address all seven downstream disease pathways simultaneously. That is the thesis of this document.</w:t>
       </w:r>
     </w:p>
     <w:p>
@@ -1027,7 +1027,7 @@
           <w:sz w:val="26"/>
           <w:szCs w:val="26"/>
         </w:rPr>
-        <w:t xml:space="preserve">1.3 The Cascade: One Enzyme, Five Diseases</w:t>
+        <w:t xml:space="preserve">1.3 The Cascade: One Enzyme, Seven Diseases</w:t>
       </w:r>
     </w:p>
     <w:p>
@@ -1042,7 +1042,7 @@
           <w:sz w:val="22"/>
           <w:szCs w:val="22"/>
         </w:rPr>
-        <w:t xml:space="preserve">When MTHFR is impaired, five things happen simultaneously:</w:t>
+        <w:t xml:space="preserve">When MTHFR is impaired, seven things happen simultaneously:</w:t>
       </w:r>
     </w:p>
     <w:p>
@@ -1143,6 +1143,34 @@
           <w:szCs w:val="21"/>
         </w:rPr>
         <w:t xml:space="preserve">5. DNA METHYLATION IS IMPAIRED → Gene expression is dysregulated globally, affecting every tissue. This amplifies all other targets and contributes to cancer risk.</w:t>
+      </w:r>
+    </w:p>
+    <w:p>
+      <w:pPr>
+        <w:spacing w:after="160" w:before="160"/>
+      </w:pPr>
+      <w:r>
+        <w:rPr>
+          <w:rFonts w:ascii="Arial" w:cs="Arial" w:eastAsia="Arial" w:hAnsi="Arial"/>
+          <w:color w:val="1B3A5C"/>
+          <w:sz w:val="21"/>
+          <w:szCs w:val="21"/>
+        </w:rPr>
+        <w:t xml:space="preserve">6. GENOME-WIDE METHYLATION DISRUPTED → SAMe is the methyl donor for &gt;200 methyltransferases. Reduced SAMe means reduced DNA methylation globally, affecting gene expression in every tissue. Paternal MTHFR deficiency causes transgenerational loss of sperm DNA methylation across generations (Sovechia et al., 2021). This drives epigenetic disruption (Target 6).</w:t>
+      </w:r>
+    </w:p>
+    <w:p>
+      <w:pPr>
+        <w:spacing w:after="160" w:before="160"/>
+      </w:pPr>
+      <w:r>
+        <w:rPr>
+          <w:rFonts w:ascii="Arial" w:cs="Arial" w:eastAsia="Arial" w:hAnsi="Arial"/>
+          <w:color w:val="1B3A5C"/>
+          <w:sz w:val="21"/>
+          <w:szCs w:val="21"/>
+        </w:rPr>
+        <w:t xml:space="preserve">7. PREGNANCY COMPLICATIONS → Elevated homocysteine damages placental vasculature. Reduced folate impairs neural tube closure. Meta-analysis of 51 studies confirms C677T association with preeclampsia. A1298C linked to recurrent pregnancy loss (Kumar et al., 2024). This drives reproductive complications (Target 7).</w:t>
       </w:r>
     </w:p>
     <w:p>
@@ -1841,6 +1869,258 @@
           <w:szCs w:val="22"/>
         </w:rPr>
         <w:t xml:space="preserve">Elevated homocysteine triggers endothelial dysfunction through oxidative damage. The same vascular injury occurring in the retina (Target 1) is happening throughout the body: coronary arteries (heart disease), cerebral vasculature (stroke), peripheral vessels (DVT), and placental vessels (pre-eclampsia, pregnancy complications). CVD is the world’s leading cause of death at 17.9 million deaths/year. The MTHFR C677T T-allele frequency correlates with cardiovascular mortality across populations.</w:t>
+      </w:r>
+    </w:p>
+    <w:p>
+      <w:pPr>
+        <w:pStyle w:val="Heading2"/>
+        <w:spacing w:after="160" w:before="280"/>
+      </w:pPr>
+      <w:r>
+        <w:rPr>
+          <w:rFonts w:ascii="Arial" w:cs="Arial" w:eastAsia="Arial" w:hAnsi="Arial"/>
+          <w:b/>
+          <w:bCs/>
+          <w:color w:val="2E75B6"/>
+          <w:sz w:val="26"/>
+          <w:szCs w:val="26"/>
+        </w:rPr>
+        <w:t xml:space="preserve">1.9 Target 6: Genome-Wide DNA Methylation Disruption</w:t>
+      </w:r>
+    </w:p>
+    <w:p>
+      <w:pPr>
+        <w:spacing w:after="100" w:before="100"/>
+      </w:pPr>
+      <w:r>
+        <w:rPr>
+          <w:rFonts w:ascii="Arial" w:cs="Arial" w:eastAsia="Arial" w:hAnsi="Arial"/>
+          <w:b/>
+          <w:color w:val="333333"/>
+          <w:sz w:val="22"/>
+          <w:szCs w:val="22"/>
+        </w:rPr>
+        <w:t xml:space="preserve">Mechanism: </w:t>
+      </w:r>
+      <w:r>
+        <w:rPr>
+          <w:rFonts w:ascii="Arial" w:cs="Arial" w:eastAsia="Arial" w:hAnsi="Arial"/>
+          <w:color w:val="333333"/>
+          <w:sz w:val="22"/>
+          <w:szCs w:val="22"/>
+        </w:rPr>
+        <w:t xml:space="preserve">MTHFR produces 5-MTHF, the primary methyl donor for the entire methylation cycle. Impaired MTHFR reduces the global supply of S-adenosylmethionine (SAMe)—the universal methyl donor for &gt;200 methyltransferases including DNA methyltransferases (DNMTs). This creates genome-wide consequences affecting potentially thousands of genes rather than a single metabolic pathway.</w:t>
+      </w:r>
+    </w:p>
+    <w:p>
+      <w:pPr>
+        <w:spacing w:after="80" w:before="120"/>
+      </w:pPr>
+      <w:r>
+        <w:rPr>
+          <w:rFonts w:ascii="Arial" w:cs="Arial" w:eastAsia="Arial" w:hAnsi="Arial"/>
+          <w:b/>
+          <w:color w:val="333333"/>
+          <w:sz w:val="22"/>
+          <w:szCs w:val="22"/>
+        </w:rPr>
+        <w:t xml:space="preserve">Key Evidence:</w:t>
+      </w:r>
+    </w:p>
+    <w:p>
+      <w:pPr>
+        <w:spacing w:after="60"/>
+      </w:pPr>
+      <w:r>
+        <w:rPr>
+          <w:rFonts w:ascii="Arial" w:cs="Arial" w:eastAsia="Arial" w:hAnsi="Arial"/>
+          <w:color w:val="333333"/>
+          <w:sz w:val="22"/>
+          <w:szCs w:val="22"/>
+        </w:rPr>
+        <w:t xml:space="preserve">• Paternal epigenetic inheritance: Mthfr-deficient male mice show profound genome-wide loss of sperm DNA methylation persisting across F1 and F2 generations, demonstrating transgenerational epigenetic inheritance (Sovechia et al., 2021, Development)</w:t>
+      </w:r>
+    </w:p>
+    <w:p>
+      <w:pPr>
+        <w:spacing w:after="60"/>
+      </w:pPr>
+      <w:r>
+        <w:rPr>
+          <w:rFonts w:ascii="Arial" w:cs="Arial" w:eastAsia="Arial" w:hAnsi="Arial"/>
+          <w:color w:val="333333"/>
+          <w:sz w:val="22"/>
+          <w:szCs w:val="22"/>
+        </w:rPr>
+        <w:t xml:space="preserve">• Riboflavin supplementation alters global and gene-specific DNA methylation in adults with the MTHFR 677TT genotype (Pentieva et al., 2020, Biochimie)</w:t>
+      </w:r>
+    </w:p>
+    <w:p>
+      <w:pPr>
+        <w:spacing w:after="60"/>
+      </w:pPr>
+      <w:r>
+        <w:rPr>
+          <w:rFonts w:ascii="Arial" w:cs="Arial" w:eastAsia="Arial" w:hAnsi="Arial"/>
+          <w:color w:val="333333"/>
+          <w:sz w:val="22"/>
+          <w:szCs w:val="22"/>
+        </w:rPr>
+        <w:t xml:space="preserve">• Histone modification: SAMe is also the methyl donor for histone methyltransferases, meaning MTHFR variants alter chromatin structure and gene regulation globally</w:t>
+      </w:r>
+    </w:p>
+    <w:p>
+      <w:pPr>
+        <w:spacing w:after="60"/>
+      </w:pPr>
+      <w:r>
+        <w:rPr>
+          <w:rFonts w:ascii="Arial" w:cs="Arial" w:eastAsia="Arial" w:hAnsi="Arial"/>
+          <w:color w:val="333333"/>
+          <w:sz w:val="22"/>
+          <w:szCs w:val="22"/>
+        </w:rPr>
+        <w:t xml:space="preserve">• Cancer susceptibility: Global DNA hypomethylation is a hallmark of many cancers. MTHFR 677TT genotype is associated with altered cancer risk profiles</w:t>
+      </w:r>
+    </w:p>
+    <w:p>
+      <w:pPr>
+        <w:spacing w:after="120"/>
+      </w:pPr>
+      <w:r>
+        <w:rPr>
+          <w:rFonts w:ascii="Arial" w:cs="Arial" w:eastAsia="Arial" w:hAnsi="Arial"/>
+          <w:color w:val="333333"/>
+          <w:sz w:val="22"/>
+          <w:szCs w:val="22"/>
+        </w:rPr>
+        <w:t xml:space="preserve">• This pathway means MTHFR dysfunction affects not just the carrier but potentially their children and grandchildren through transgenerational epigenetic inheritance</w:t>
+      </w:r>
+    </w:p>
+    <w:p>
+      <w:pPr>
+        <w:pStyle w:val="Heading2"/>
+        <w:spacing w:after="160" w:before="280"/>
+      </w:pPr>
+      <w:r>
+        <w:rPr>
+          <w:rFonts w:ascii="Arial" w:cs="Arial" w:eastAsia="Arial" w:hAnsi="Arial"/>
+          <w:b/>
+          <w:bCs/>
+          <w:color w:val="2E75B6"/>
+          <w:sz w:val="26"/>
+          <w:szCs w:val="26"/>
+        </w:rPr>
+        <w:t xml:space="preserve">1.10 Target 7: Pregnancy Complications &amp; Reproductive Health</w:t>
+      </w:r>
+    </w:p>
+    <w:p>
+      <w:pPr>
+        <w:spacing w:after="100" w:before="100"/>
+      </w:pPr>
+      <w:r>
+        <w:rPr>
+          <w:rFonts w:ascii="Arial" w:cs="Arial" w:eastAsia="Arial" w:hAnsi="Arial"/>
+          <w:b/>
+          <w:color w:val="333333"/>
+          <w:sz w:val="22"/>
+          <w:szCs w:val="22"/>
+        </w:rPr>
+        <w:t xml:space="preserve">Mechanism: </w:t>
+      </w:r>
+      <w:r>
+        <w:rPr>
+          <w:rFonts w:ascii="Arial" w:cs="Arial" w:eastAsia="Arial" w:hAnsi="Arial"/>
+          <w:color w:val="333333"/>
+          <w:sz w:val="22"/>
+          <w:szCs w:val="22"/>
+        </w:rPr>
+        <w:t xml:space="preserve">MTHFR variants are associated with multiple adverse pregnancy outcomes through elevated homocysteine damaging placental vasculature and reduced folate impairing critical developmental processes.</w:t>
+      </w:r>
+    </w:p>
+    <w:p>
+      <w:pPr>
+        <w:spacing w:after="80" w:before="120"/>
+      </w:pPr>
+      <w:r>
+        <w:rPr>
+          <w:rFonts w:ascii="Arial" w:cs="Arial" w:eastAsia="Arial" w:hAnsi="Arial"/>
+          <w:b/>
+          <w:color w:val="333333"/>
+          <w:sz w:val="22"/>
+          <w:szCs w:val="22"/>
+        </w:rPr>
+        <w:t xml:space="preserve">Key Evidence:</w:t>
+      </w:r>
+    </w:p>
+    <w:p>
+      <w:pPr>
+        <w:spacing w:after="60"/>
+      </w:pPr>
+      <w:r>
+        <w:rPr>
+          <w:rFonts w:ascii="Arial" w:cs="Arial" w:eastAsia="Arial" w:hAnsi="Arial"/>
+          <w:color w:val="333333"/>
+          <w:sz w:val="22"/>
+          <w:szCs w:val="22"/>
+        </w:rPr>
+        <w:t xml:space="preserve">• Preeclampsia: Meta-analysis of 51 studies found significant association between C677T and preeclampsia risk in overall, Caucasian, and East Asian populations (Xia et al., 2013; Wu et al., 2017)</w:t>
+      </w:r>
+    </w:p>
+    <w:p>
+      <w:pPr>
+        <w:spacing w:after="60"/>
+      </w:pPr>
+      <w:r>
+        <w:rPr>
+          <w:rFonts w:ascii="Arial" w:cs="Arial" w:eastAsia="Arial" w:hAnsi="Arial"/>
+          <w:color w:val="333333"/>
+          <w:sz w:val="22"/>
+          <w:szCs w:val="22"/>
+        </w:rPr>
+        <w:t xml:space="preserve">• Recurrent pregnancy loss: Both maternal and paternal MTHFR polymorphisms are associated with recurrent adverse obstetrical outcomes. A1298C variant specifically linked to recurrent pregnancy loss (Kumar et al., 2024, BMC Pregnancy Childbirth)</w:t>
+      </w:r>
+    </w:p>
+    <w:p>
+      <w:pPr>
+        <w:spacing w:after="60"/>
+      </w:pPr>
+      <w:r>
+        <w:rPr>
+          <w:rFonts w:ascii="Arial" w:cs="Arial" w:eastAsia="Arial" w:hAnsi="Arial"/>
+          <w:color w:val="333333"/>
+          <w:sz w:val="22"/>
+          <w:szCs w:val="22"/>
+        </w:rPr>
+        <w:t xml:space="preserve">• Neural tube defects: MTHFR is a key enzyme in the folate pathway that prevents NTDs. Global folic acid fortification was designed partly because of MTHFR variant prevalence</w:t>
+      </w:r>
+    </w:p>
+    <w:p>
+      <w:pPr>
+        <w:spacing w:after="60"/>
+      </w:pPr>
+      <w:r>
+        <w:rPr>
+          <w:rFonts w:ascii="Arial" w:cs="Arial" w:eastAsia="Arial" w:hAnsi="Arial"/>
+          <w:color w:val="333333"/>
+          <w:sz w:val="22"/>
+          <w:szCs w:val="22"/>
+        </w:rPr>
+        <w:t xml:space="preserve">• VTE in pregnancy: 50% of compound heterozygous patients vs 28.6% wild-type (Liew &amp; Gupta, 2015)</w:t>
+      </w:r>
+    </w:p>
+    <w:p>
+      <w:pPr>
+        <w:spacing w:after="120"/>
+      </w:pPr>
+      <w:r>
+        <w:rPr>
+          <w:rFonts w:ascii="Arial" w:cs="Arial" w:eastAsia="Arial" w:hAnsi="Arial"/>
+          <w:color w:val="333333"/>
+          <w:sz w:val="22"/>
+          <w:szCs w:val="22"/>
+        </w:rPr>
+        <w:t xml:space="preserve">• The reproductive pathway creates a particularly urgent case for genetic correction: an affected parent can pass both the genetic variant AND epigenetic consequences (Target 6) to offspring, creating a cycle of compounding harm across generations</w:t>
       </w:r>
     </w:p>
     <w:p>
@@ -2262,7 +2542,7 @@
                 <w:sz w:val="18"/>
                 <w:szCs w:val="18"/>
               </w:rPr>
-              <w:t xml:space="preserve">All 5 targets</w:t>
+              <w:t xml:space="preserve">All 7 targets</w:t>
             </w:r>
           </w:p>
         </w:tc>
@@ -2631,7 +2911,116 @@
         <w:jc w:val="both"/>
       </w:pPr>
       <w:r>
-        <w:t>This genomic profile shows compound heterozygous MTHFR status (C677T + A1298C) with a compounding MTRR variant affecting B12 metabolism. Together, these folate/methylation pathway variants drive the five disease targets described in this document.</w:t>
+        <w:t>This genomic profile shows compound heterozygous MTHFR status (C677T + A1298C) with a compounding MTRR variant affecting B12 metabolism. Together, these folate/methylation pathway variants drive the seven disease targets described in this document.</w:t>
+      </w:r>
+    </w:p>
+    <w:p>
+      <w:r>
+        <w:br w:type="page"/>
+      </w:r>
+    </w:p>
+    <w:p>
+      <w:pPr>
+        <w:pStyle w:val="Heading1"/>
+        <w:pBdr>
+          <w:bottom w:val="single" w:color="2E75B6" w:sz="4" w:space="8"/>
+        </w:pBdr>
+        <w:spacing w:after="200" w:before="360"/>
+      </w:pPr>
+      <w:r>
+        <w:rPr>
+          <w:rFonts w:ascii="Arial" w:cs="Arial" w:eastAsia="Arial" w:hAnsi="Arial"/>
+          <w:b/>
+          <w:bCs/>
+          <w:color w:val="1B3A5C"/>
+          <w:sz w:val="32"/>
+          <w:szCs w:val="32"/>
+        </w:rPr>
+        <w:t xml:space="preserve">PART 2.5: The MTRR Compounding Effect</w:t>
+      </w:r>
+    </w:p>
+    <w:p>
+      <w:pPr>
+        <w:spacing w:after="120" w:before="100"/>
+      </w:pPr>
+      <w:r>
+        <w:rPr>
+          <w:rFonts w:ascii="Arial" w:cs="Arial" w:eastAsia="Arial" w:hAnsi="Arial"/>
+          <w:color w:val="333333"/>
+          <w:sz w:val="22"/>
+          <w:szCs w:val="22"/>
+        </w:rPr>
+        <w:t xml:space="preserve">The functional consequences of MTHFR variants are amplified when co-occurring with variants in other methylation cycle genes. Methionine synthase reductase (MTRR, rs1801394, I22M) regenerates the active form of vitamin B12 (methylcobalamin), the essential cofactor for methionine synthase—the enzyme immediately downstream of MTHFR in the methylation cycle.</w:t>
+      </w:r>
+    </w:p>
+    <w:p>
+      <w:pPr>
+        <w:spacing w:after="120" w:before="100"/>
+      </w:pPr>
+      <w:r>
+        <w:rPr>
+          <w:rFonts w:ascii="Arial" w:cs="Arial" w:eastAsia="Arial" w:hAnsi="Arial"/>
+          <w:color w:val="333333"/>
+          <w:sz w:val="22"/>
+          <w:szCs w:val="22"/>
+        </w:rPr>
+        <w:t xml:space="preserve">When MTHFR produces less 5-MTHF (due to C677T/A1298C) AND MTRR is less efficient at regenerating B12 (due to I22M), the methylation cycle is impaired at two sequential steps, creating a triple-hit:</w:t>
+      </w:r>
+    </w:p>
+    <w:p>
+      <w:pPr>
+        <w:spacing w:after="60"/>
+      </w:pPr>
+      <w:r>
+        <w:rPr>
+          <w:rFonts w:ascii="Arial" w:cs="Arial" w:eastAsia="Arial" w:hAnsi="Arial"/>
+          <w:color w:val="333333"/>
+          <w:sz w:val="22"/>
+          <w:szCs w:val="22"/>
+        </w:rPr>
+        <w:t xml:space="preserve">• Hit 1 (MTHFR C677T): Less 5-MTHF produced (reduced substrate)</w:t>
+      </w:r>
+    </w:p>
+    <w:p>
+      <w:pPr>
+        <w:spacing w:after="60"/>
+      </w:pPr>
+      <w:r>
+        <w:rPr>
+          <w:rFonts w:ascii="Arial" w:cs="Arial" w:eastAsia="Arial" w:hAnsi="Arial"/>
+          <w:color w:val="333333"/>
+          <w:sz w:val="22"/>
+          <w:szCs w:val="22"/>
+        </w:rPr>
+        <w:t xml:space="preserve">• Hit 2 (MTHFR A1298C): Impaired allosteric regulation and BH4 recycling</w:t>
+      </w:r>
+    </w:p>
+    <w:p>
+      <w:pPr>
+        <w:spacing w:after="60"/>
+      </w:pPr>
+      <w:r>
+        <w:rPr>
+          <w:rFonts w:ascii="Arial" w:cs="Arial" w:eastAsia="Arial" w:hAnsi="Arial"/>
+          <w:color w:val="333333"/>
+          <w:sz w:val="22"/>
+          <w:szCs w:val="22"/>
+        </w:rPr>
+        <w:t xml:space="preserve">• Hit 3 (MTRR I22M): Less efficient B12 regeneration for methionine synthase</w:t>
+      </w:r>
+    </w:p>
+    <w:p>
+      <w:pPr>
+        <w:spacing w:after="200" w:before="100"/>
+      </w:pPr>
+      <w:r>
+        <w:rPr>
+          <w:rFonts w:ascii="Arial" w:cs="Arial" w:eastAsia="Arial" w:hAnsi="Arial"/>
+          <w:color w:val="333333"/>
+          <w:sz w:val="22"/>
+          <w:szCs w:val="22"/>
+        </w:rPr>
+        <w:t xml:space="preserve">This triple-hit genotype may explain why some compound heterozygous individuals are more severely affected than others with the same MTHFR genotype but wild-type MTRR. Future studies should stratify compound MTHFR carriers by MTRR status.</w:t>
       </w:r>
     </w:p>
     <w:p>
@@ -7304,7 +7693,7 @@
         <w:t xml:space="preserve">Subject: Collaboration Inquiry — MTHFR Base Editing Platform for Retinal Neurodegeneration &amp; Cerebral Folate Deficiency
 Dear Dr. [Name],
 I am writing to propose a research collaboration targeting MTHFR polymorphisms (C677T/A1298C) as a unified therapeutic platform. Building on your published work [cite specific paper], I have conducted AlphaFold 3 structural modeling comparing wild-type and variant MTHFR enzyme complexes with FAD, identifying structural evidence for [brief finding].
-My research connects five disease pathways—retinal neurodegeneration, autism/cerebral folate deficiency, anxiety/depression, B-vitamin metabolism failure, and cardiovascular disease—to a single correctable genetic root cause. As a compound heterozygous carrier (C677T + A1298C), I bring both a personal proof-of-concept and a comprehensive research thesis.
+My research connects seven disease pathways—retinal neurodegeneration, autism/cerebral folate deficiency, anxiety/depression, B-vitamin metabolism failure, cardiovascular disease, genome-wide DNA methylation disruption, and pregnancy complications—to a single correctable genetic root cause. As a compound heterozygous carrier (C677T + A1298C), I bring both a personal proof-of-concept and a comprehensive research thesis.
 I have prepared a detailed research document with protein sequences, structural data, and a step-by-step replication protocol. I am seeking a research partner with wet-lab capabilities to validate predictions and advance toward preclinical base editor testing.
 Would you be open to a 15-minute call?
 Best regards,
@@ -8815,6 +9204,90 @@
           <w:szCs w:val="19"/>
         </w:rPr>
         <w:t xml:space="preserve">14. Ponti G, et al. (2021). J Clin Lab Anal, 35:e23798. [MTHFR-COVID correlation]</w:t>
+      </w:r>
+    </w:p>
+    <w:p>
+      <w:pPr>
+        <w:spacing w:after="60"/>
+      </w:pPr>
+      <w:r>
+        <w:rPr>
+          <w:rFonts w:ascii="Arial" w:cs="Arial" w:eastAsia="Arial" w:hAnsi="Arial"/>
+          <w:color w:val="333333"/>
+          <w:sz w:val="19"/>
+          <w:szCs w:val="19"/>
+        </w:rPr>
+        <w:t xml:space="preserve">15. Sovechia A, et al. (2021). Development, 148(13). [MTHFR deficiency causes transgenerational loss of sperm DNA methylation]</w:t>
+      </w:r>
+    </w:p>
+    <w:p>
+      <w:pPr>
+        <w:spacing w:after="60"/>
+      </w:pPr>
+      <w:r>
+        <w:rPr>
+          <w:rFonts w:ascii="Arial" w:cs="Arial" w:eastAsia="Arial" w:hAnsi="Arial"/>
+          <w:color w:val="333333"/>
+          <w:sz w:val="19"/>
+          <w:szCs w:val="19"/>
+        </w:rPr>
+        <w:t xml:space="preserve">16. Pentieva K, et al. (2020). Biochimie, 173:17-26. [Riboflavin alters global/gene-specific DNA methylation in 677TT adults]</w:t>
+      </w:r>
+    </w:p>
+    <w:p>
+      <w:pPr>
+        <w:spacing w:after="60"/>
+      </w:pPr>
+      <w:r>
+        <w:rPr>
+          <w:rFonts w:ascii="Arial" w:cs="Arial" w:eastAsia="Arial" w:hAnsi="Arial"/>
+          <w:color w:val="333333"/>
+          <w:sz w:val="19"/>
+          <w:szCs w:val="19"/>
+        </w:rPr>
+        <w:t xml:space="preserve">17. Xia XP, et al. (2013). Hypertension Research. [Meta-analysis: C677T and preeclampsia risk, 51 studies]</w:t>
+      </w:r>
+    </w:p>
+    <w:p>
+      <w:pPr>
+        <w:spacing w:after="60"/>
+      </w:pPr>
+      <w:r>
+        <w:rPr>
+          <w:rFonts w:ascii="Arial" w:cs="Arial" w:eastAsia="Arial" w:hAnsi="Arial"/>
+          <w:color w:val="333333"/>
+          <w:sz w:val="19"/>
+          <w:szCs w:val="19"/>
+        </w:rPr>
+        <w:t xml:space="preserve">18. Kumar A, et al. (2024). BMC Pregnancy Childbirth. [A1298C and recurrent pregnancy loss]</w:t>
+      </w:r>
+    </w:p>
+    <w:p>
+      <w:pPr>
+        <w:spacing w:after="60"/>
+      </w:pPr>
+      <w:r>
+        <w:rPr>
+          <w:rFonts w:ascii="Arial" w:cs="Arial" w:eastAsia="Arial" w:hAnsi="Arial"/>
+          <w:color w:val="333333"/>
+          <w:sz w:val="19"/>
+          <w:szCs w:val="19"/>
+        </w:rPr>
+        <w:t xml:space="preserve">19. MTHFR Gene Polymorphisms: A Single Gene with Wide-Ranging Clinical Implications. (2025). Genes, 16(4):441. [Comprehensive 2025 review]</w:t>
+      </w:r>
+    </w:p>
+    <w:p>
+      <w:pPr>
+        <w:spacing w:after="60"/>
+      </w:pPr>
+      <w:r>
+        <w:rPr>
+          <w:rFonts w:ascii="Arial" w:cs="Arial" w:eastAsia="Arial" w:hAnsi="Arial"/>
+          <w:color w:val="333333"/>
+          <w:sz w:val="19"/>
+          <w:szCs w:val="19"/>
+        </w:rPr>
+        <w:t xml:space="preserve">20. YOLT-101 Phase 1 Clinical Data. (2025). YolTech Press Release. [Next-gen adenine base editor, good safety, no SAEs]</w:t>
       </w:r>
     </w:p>
     <w:p>

--- a/docs/MTHFR_Definitive_Master_Document.docx
+++ b/docs/MTHFR_Definitive_Master_Document.docx
@@ -8294,7 +8294,252 @@
           <w:sz w:val="26"/>
           <w:szCs w:val="26"/>
         </w:rPr>
-        <w:t xml:space="preserve">6.3 Market Opportunity Summary</w:t>
+        <w:t xml:space="preserve">6.3 Safety Architecture: What If Something Goes Wrong?</w:t>
+      </w:r>
+    </w:p>
+    <w:p>
+      <w:pPr>
+        <w:spacing w:after="120" w:before="100"/>
+      </w:pPr>
+      <w:r>
+        <w:rPr>
+          <w:rFonts w:ascii="Arial" w:cs="Arial" w:eastAsia="Arial" w:hAnsi="Arial"/>
+          <w:color w:val="333333"/>
+          <w:sz w:val="22"/>
+          <w:szCs w:val="22"/>
+        </w:rPr>
+        <w:t xml:space="preserve">Any gene therapy platform must address the question: what happens if something goes wrong? For MTHFR base editing, we propose a multi-layered safety architecture:</w:t>
+      </w:r>
+    </w:p>
+    <w:p>
+      <w:pPr>
+        <w:spacing w:after="80" w:before="100"/>
+      </w:pPr>
+      <w:r>
+        <w:rPr>
+          <w:rFonts w:ascii="Arial" w:cs="Arial" w:eastAsia="Arial" w:hAnsi="Arial"/>
+          <w:b/>
+          <w:color w:val="333333"/>
+          <w:sz w:val="22"/>
+          <w:szCs w:val="22"/>
+        </w:rPr>
+        <w:t xml:space="preserve">Layer 1: Inherent Platform Safety</w:t>
+      </w:r>
+    </w:p>
+    <w:p>
+      <w:pPr>
+        <w:spacing w:after="60"/>
+      </w:pPr>
+      <w:r>
+        <w:rPr>
+          <w:rFonts w:ascii="Arial" w:cs="Arial" w:eastAsia="Arial" w:hAnsi="Arial"/>
+          <w:color w:val="333333"/>
+          <w:sz w:val="22"/>
+          <w:szCs w:val="22"/>
+        </w:rPr>
+        <w:t xml:space="preserve">• No double-strand DNA breaks: Adenine base editors convert A-T to G-C without cutting DNA, eliminating risk of chromosomal rearrangements</w:t>
+      </w:r>
+    </w:p>
+    <w:p>
+      <w:pPr>
+        <w:spacing w:after="60"/>
+      </w:pPr>
+      <w:r>
+        <w:rPr>
+          <w:rFonts w:ascii="Arial" w:cs="Arial" w:eastAsia="Arial" w:hAnsi="Arial"/>
+          <w:color w:val="333333"/>
+          <w:sz w:val="22"/>
+          <w:szCs w:val="22"/>
+        </w:rPr>
+        <w:t xml:space="preserve">• Transient editor expression: LNP-delivered mRNA degrades within 24-48 hours. The editing tool disappears within days</w:t>
+      </w:r>
+    </w:p>
+    <w:p>
+      <w:pPr>
+        <w:spacing w:after="60"/>
+      </w:pPr>
+      <w:r>
+        <w:rPr>
+          <w:rFonts w:ascii="Arial" w:cs="Arial" w:eastAsia="Arial" w:hAnsi="Arial"/>
+          <w:color w:val="333333"/>
+          <w:sz w:val="22"/>
+          <w:szCs w:val="22"/>
+        </w:rPr>
+        <w:t xml:space="preserve">• Restoring wild-type, not creating novelty: The C677T correction restores the exact protein that billions of healthy people naturally carry</w:t>
+      </w:r>
+    </w:p>
+    <w:p>
+      <w:pPr>
+        <w:spacing w:after="80" w:before="100"/>
+      </w:pPr>
+      <w:r>
+        <w:rPr>
+          <w:rFonts w:ascii="Arial" w:cs="Arial" w:eastAsia="Arial" w:hAnsi="Arial"/>
+          <w:b/>
+          <w:color w:val="333333"/>
+          <w:sz w:val="22"/>
+          <w:szCs w:val="22"/>
+        </w:rPr>
+        <w:t xml:space="preserve">Layer 2: Anti-CRISPR Emergency Off-Switch</w:t>
+      </w:r>
+    </w:p>
+    <w:p>
+      <w:pPr>
+        <w:spacing w:after="60"/>
+      </w:pPr>
+      <w:r>
+        <w:rPr>
+          <w:rFonts w:ascii="Arial" w:cs="Arial" w:eastAsia="Arial" w:hAnsi="Arial"/>
+          <w:color w:val="333333"/>
+          <w:sz w:val="22"/>
+          <w:szCs w:val="22"/>
+        </w:rPr>
+        <w:t xml:space="preserve">• Anti-CRISPR proteins (AcrIIA4) are natural inhibitors that block Cas9/base editor activity within hours</w:t>
+      </w:r>
+    </w:p>
+    <w:p>
+      <w:pPr>
+        <w:spacing w:after="60"/>
+      </w:pPr>
+      <w:r>
+        <w:rPr>
+          <w:rFonts w:ascii="Arial" w:cs="Arial" w:eastAsia="Arial" w:hAnsi="Arial"/>
+          <w:color w:val="333333"/>
+          <w:sz w:val="22"/>
+          <w:szCs w:val="22"/>
+        </w:rPr>
+        <w:t xml:space="preserve">• Small enough (~50-200 amino acids) to deliver via a second LNP dose if unexpected off-target editing is detected</w:t>
+      </w:r>
+    </w:p>
+    <w:p>
+      <w:pPr>
+        <w:spacing w:after="60"/>
+      </w:pPr>
+      <w:r>
+        <w:rPr>
+          <w:rFonts w:ascii="Arial" w:cs="Arial" w:eastAsia="Arial" w:hAnsi="Arial"/>
+          <w:color w:val="333333"/>
+          <w:sz w:val="22"/>
+          <w:szCs w:val="22"/>
+        </w:rPr>
+        <w:t xml:space="preserve">• Demonstrated safe in mouse models; published in Nature (Shin et al., 2017)</w:t>
+      </w:r>
+    </w:p>
+    <w:p>
+      <w:pPr>
+        <w:spacing w:after="80" w:before="100"/>
+      </w:pPr>
+      <w:r>
+        <w:rPr>
+          <w:rFonts w:ascii="Arial" w:cs="Arial" w:eastAsia="Arial" w:hAnsi="Arial"/>
+          <w:b/>
+          <w:color w:val="333333"/>
+          <w:sz w:val="22"/>
+          <w:szCs w:val="22"/>
+        </w:rPr>
+        <w:t xml:space="preserve">Layer 3: CRISPRoff Reversible Alternative</w:t>
+      </w:r>
+    </w:p>
+    <w:p>
+      <w:pPr>
+        <w:spacing w:after="60"/>
+      </w:pPr>
+      <w:r>
+        <w:rPr>
+          <w:rFonts w:ascii="Arial" w:cs="Arial" w:eastAsia="Arial" w:hAnsi="Arial"/>
+          <w:color w:val="333333"/>
+          <w:sz w:val="22"/>
+          <w:szCs w:val="22"/>
+        </w:rPr>
+        <w:t xml:space="preserve">• CRISPRoff adds methylation marks to silence genes without changing DNA sequence</w:t>
+      </w:r>
+    </w:p>
+    <w:p>
+      <w:pPr>
+        <w:spacing w:after="60"/>
+      </w:pPr>
+      <w:r>
+        <w:rPr>
+          <w:rFonts w:ascii="Arial" w:cs="Arial" w:eastAsia="Arial" w:hAnsi="Arial"/>
+          <w:color w:val="333333"/>
+          <w:sz w:val="22"/>
+          <w:szCs w:val="22"/>
+        </w:rPr>
+        <w:t xml:space="preserve">• Fully reversible: a second dose of TET1 demethylase erases the marks and restores original expression</w:t>
+      </w:r>
+    </w:p>
+    <w:p>
+      <w:pPr>
+        <w:spacing w:after="60"/>
+      </w:pPr>
+      <w:r>
+        <w:rPr>
+          <w:rFonts w:ascii="Arial" w:cs="Arial" w:eastAsia="Arial" w:hAnsi="Arial"/>
+          <w:color w:val="333333"/>
+          <w:sz w:val="22"/>
+          <w:szCs w:val="22"/>
+        </w:rPr>
+        <w:t xml:space="preserve">• Could serve as a reversible “test run” before committing to permanent base editing</w:t>
+      </w:r>
+    </w:p>
+    <w:p>
+      <w:pPr>
+        <w:spacing w:after="60"/>
+      </w:pPr>
+      <w:r>
+        <w:rPr>
+          <w:rFonts w:ascii="Arial" w:cs="Arial" w:eastAsia="Arial" w:hAnsi="Arial"/>
+          <w:color w:val="333333"/>
+          <w:sz w:val="22"/>
+          <w:szCs w:val="22"/>
+        </w:rPr>
+        <w:t xml:space="preserve">• Demonstrated durable silencing for 100+ days, then reversed on demand (2025)</w:t>
+      </w:r>
+    </w:p>
+    <w:p>
+      <w:pPr>
+        <w:spacing w:after="80" w:before="100"/>
+      </w:pPr>
+      <w:r>
+        <w:rPr>
+          <w:rFonts w:ascii="Arial" w:cs="Arial" w:eastAsia="Arial" w:hAnsi="Arial"/>
+          <w:b/>
+          <w:color w:val="333333"/>
+          <w:sz w:val="22"/>
+          <w:szCs w:val="22"/>
+        </w:rPr>
+        <w:t xml:space="preserve">Layer 4: Post-Treatment Monitoring</w:t>
+      </w:r>
+    </w:p>
+    <w:p>
+      <w:pPr>
+        <w:spacing w:after="200"/>
+      </w:pPr>
+      <w:r>
+        <w:rPr>
+          <w:rFonts w:ascii="Arial" w:cs="Arial" w:eastAsia="Arial" w:hAnsi="Arial"/>
+          <w:color w:val="333333"/>
+          <w:sz w:val="22"/>
+          <w:szCs w:val="22"/>
+        </w:rPr>
+        <w:t xml:space="preserve">Comprehensive monitoring protocol including baseline homocysteine, methylation panels, retinal OCT, and psychiatric assessment at defined timepoints (48 hours, 1 week, 1 month, 3 months, 6 months, annually), with genome-wide off-target sequencing at 6 months post-treatment.</w:t>
+      </w:r>
+    </w:p>
+    <w:p>
+      <w:pPr>
+        <w:pStyle w:val="Heading2"/>
+        <w:spacing w:after="160" w:before="280"/>
+      </w:pPr>
+      <w:r>
+        <w:rPr>
+          <w:rFonts w:ascii="Arial" w:cs="Arial" w:eastAsia="Arial" w:hAnsi="Arial"/>
+          <w:b/>
+          <w:bCs/>
+          <w:color w:val="2E75B6"/>
+          <w:sz w:val="26"/>
+          <w:szCs w:val="26"/>
+        </w:rPr>
+        <w:t xml:space="preserve">6.4 Market Opportunity Summary</w:t>
       </w:r>
     </w:p>
     <w:tbl>
